--- a/보관본/러시아 인권변호사/Word/2부/2부_9화_첫_이탈자들.docx
+++ b/보관본/러시아 인권변호사/Word/2부/2부_9화_첫_이탈자들.docx
@@ -590,7 +590,7 @@
           <w:i w:val="0"/>
           <w:sz w:val="22"/>
         </w:rPr>
-        <w:t>Алексей, у меня похожая история. Мне пока никто не угрожал напрямую, но муж настаивает, чтобы я ушла. У нас двое детей, и после того, что случилось с Быковым… он боится.</w:t>
+        <w:t>Алексей Николаевич, у меня похожая история. Мне пока никто не угрожал напрямую, но муж настаивает, чтобы я ушла. У нас двое детей, и после того, что случилось с Быковым… он боится.</w:t>
       </w:r>
     </w:p>
     <w:p>
@@ -813,7 +813,7 @@
           <w:i w:val="0"/>
           <w:sz w:val="22"/>
         </w:rPr>
-        <w:t xml:space="preserve"> Нет. Он не трус, Алексей. Он просто видит меня по вечерам, когда я прихожу отсюда. Я последний месяц не сплю.</w:t>
+        <w:t xml:space="preserve"> Нет. Он не трус, Алексей Николаевич. Он просто видит меня по вечерам, когда я прихожу отсюда. Я последний месяц не сплю.</w:t>
       </w:r>
     </w:p>
     <w:p>

--- a/보관본/러시아 인권변호사/Word/2부/2부_9화_첫_이탈자들.docx
+++ b/보관본/러시아 인권변호사/Word/2부/2부_9화_첫_이탈자들.docx
@@ -3057,7 +3057,7 @@
           <w:i w:val="0"/>
           <w:sz w:val="22"/>
         </w:rPr>
-        <w:t>Иногда и года достаточно. Спокойной ночи, Алексей. Не сиди слишком долго над этим списком.</w:t>
+        <w:t>Иногда и года достаточно. Спокойной ночи, Лёша. Не сиди слишком долго над этим списком.</w:t>
       </w:r>
     </w:p>
     <w:p>
